--- a/docs/ats-reference.docx
+++ b/docs/ats-reference.docx
@@ -1528,6 +1528,28 @@
           </w:p>
         </w:tc>
       </w:tr>
+      <w:tr>
+        <w:tc>
+          <w:tcPr>
+            <w:tcW w:type="dxa" w:w="2800"/>
+          </w:tcPr>
+          <w:p>
+            <w:r>
+              <w:t>求人票生成</w:t>
+            </w:r>
+          </w:p>
+        </w:tc>
+        <w:tc>
+          <w:tcPr>
+            <w:tcW w:type="dxa" w:w="6200"/>
+          </w:tcPr>
+          <w:p>
+            <w:r>
+              <w:t>参考求人票を学習し、YOUTRUST／Wantedly向けの求人票をAIで自動生成（権限：管理者・メンバー）</w:t>
+            </w:r>
+          </w:p>
+        </w:tc>
+      </w:tr>
     </w:tbl>
     <w:p>
       <w:pPr>
@@ -2333,6 +2355,28 @@
                 <w:szCs w:val="22"/>
               </w:rPr>
               <w:t xml:space="preserve">ダッシュボード表示設定</w:t>
+            </w:r>
+          </w:p>
+        </w:tc>
+      </w:tr>
+      <w:tr>
+        <w:tc>
+          <w:tcPr>
+            <w:tcW w:type="dxa" w:w="3200"/>
+          </w:tcPr>
+          <w:p>
+            <w:r>
+              <w:t>job_postings.json</w:t>
+            </w:r>
+          </w:p>
+        </w:tc>
+        <w:tc>
+          <w:tcPr>
+            <w:tcW w:type="dxa" w:w="5800"/>
+          </w:tcPr>
+          <w:p>
+            <w:r>
+              <w:t>参考求人票（タイトル・雇用形態・本文）。未保存時はデフォルト3件を使用</w:t>
             </w:r>
           </w:p>
         </w:tc>
@@ -4048,6 +4092,48 @@
           </w:p>
         </w:tc>
       </w:tr>
+      <w:tr>
+        <w:tc>
+          <w:tcPr>
+            <w:tcW w:type="dxa" w:w="3200"/>
+          </w:tcPr>
+          <w:p>
+            <w:r>
+              <w:t>求人票生成</w:t>
+            </w:r>
+          </w:p>
+        </w:tc>
+        <w:tc>
+          <w:tcPr>
+            <w:tcW w:type="dxa" w:w="1800"/>
+          </w:tcPr>
+          <w:p>
+            <w:r>
+              <w:t>✅</w:t>
+            </w:r>
+          </w:p>
+        </w:tc>
+        <w:tc>
+          <w:tcPr>
+            <w:tcW w:type="dxa" w:w="1800"/>
+          </w:tcPr>
+          <w:p>
+            <w:r>
+              <w:t>✅</w:t>
+            </w:r>
+          </w:p>
+        </w:tc>
+        <w:tc>
+          <w:tcPr>
+            <w:tcW w:type="dxa" w:w="2200"/>
+          </w:tcPr>
+          <w:p>
+            <w:r>
+              <w:t>❌</w:t>
+            </w:r>
+          </w:p>
+        </w:tc>
+      </w:tr>
     </w:tbl>
     <w:p>
       <w:pPr>
@@ -14188,6 +14274,234 @@
       <w:pPr>
         <w:spacing w:after="100"/>
       </w:pPr>
+    </w:p>
+    <w:p>
+      <w:pPr>
+        <w:pStyle w:val="Heading1"/>
+      </w:pPr>
+      <w:r>
+        <w:t xml:space="preserve">10. 求人票生成</w:t>
+      </w:r>
+    </w:p>
+    <w:p>
+      <w:pPr>
+        <w:pStyle w:val="Heading2"/>
+      </w:pPr>
+      <w:r>
+        <w:t xml:space="preserve">10-1. 概要</w:t>
+      </w:r>
+    </w:p>
+    <w:p>
+      <w:r>
+        <w:t xml:space="preserve">ヘッダー「求人票」タブから利用。参考求人票のトーン・構成を学習し、YOUTRUST／Wantedly向け求人票をClaude Sonnet 4で自動生成する。権限は管理者・メンバーのみ。</w:t>
+      </w:r>
+    </w:p>
+    <w:p>
+      <w:pPr>
+        <w:pStyle w:val="Heading2"/>
+      </w:pPr>
+      <w:r>
+        <w:t xml:space="preserve">10-2. 画面構成</w:t>
+      </w:r>
+    </w:p>
+    <w:p>
+      <w:pPr>
+        <w:pStyle w:val="ListParagraph"/>
+      </w:pPr>
+      <w:r>
+        <w:t xml:space="preserve">左カラム：参考求人票チェックリスト（複数選択可）／ポジション情報入力フォーム／生成ボタン</w:t>
+      </w:r>
+    </w:p>
+    <w:p>
+      <w:pPr>
+        <w:pStyle w:val="ListParagraph"/>
+      </w:pPr>
+      <w:r>
+        <w:t xml:space="preserve">右カラム：YOUTRUST／Wantedlyの2タブ。各タブにタイトル入力・詳細テキストエリア・文字数カウンタ・コピーボタン</w:t>
+      </w:r>
+    </w:p>
+    <w:p>
+      <w:pPr>
+        <w:pStyle w:val="Heading2"/>
+      </w:pPr>
+      <w:r>
+        <w:t xml:space="preserve">10-3. 参考求人票（DEFAULT_JOB_REFS）</w:t>
+      </w:r>
+    </w:p>
+    <w:p>
+      <w:r>
+        <w:t xml:space="preserve">job_postings.json が未保存または空の場合、以下の3件をデフォルトで表示する。</w:t>
+      </w:r>
+    </w:p>
+    <w:p>
+      <w:pPr>
+        <w:pStyle w:val="ListParagraph"/>
+      </w:pPr>
+      <w:r>
+        <w:t xml:space="preserve">ref_001：第二新卒歓迎！マーケ全体を横断するジュニアコンサル募集（中途）</w:t>
+      </w:r>
+    </w:p>
+    <w:p>
+      <w:pPr>
+        <w:pStyle w:val="ListParagraph"/>
+      </w:pPr>
+      <w:r>
+        <w:t xml:space="preserve">ref_002：CVR改善プロフェッショナル募集（副業）</w:t>
+      </w:r>
+    </w:p>
+    <w:p>
+      <w:pPr>
+        <w:pStyle w:val="ListParagraph"/>
+      </w:pPr>
+      <w:r>
+        <w:t xml:space="preserve">ref_003：SFA/MAミドルコンサルタント募集(中途)</w:t>
+      </w:r>
+    </w:p>
+    <w:p>
+      <w:r>
+        <w:t xml:space="preserve">「+ 追加」ボタンから自社の他求人を追加登録すると、デフォルト3件 + 追加分が job_postings.json に保存され、以降はこちらが優先表示される。</w:t>
+      </w:r>
+    </w:p>
+    <w:p>
+      <w:pPr>
+        <w:pStyle w:val="Heading2"/>
+      </w:pPr>
+      <w:r>
+        <w:t xml:space="preserve">10-4. AI生成フロー</w:t>
+      </w:r>
+    </w:p>
+    <w:p>
+      <w:pPr>
+        <w:pStyle w:val="ListParagraph"/>
+      </w:pPr>
+      <w:r>
+        <w:t xml:space="preserve">モデル：claude-sonnet-4-20250514（max_tokens 2000）</w:t>
+      </w:r>
+    </w:p>
+    <w:p>
+      <w:pPr>
+        <w:pStyle w:val="ListParagraph"/>
+      </w:pPr>
+      <w:r>
+        <w:t xml:space="preserve">YOUTRUST用とWantedly用の2回に分けてAPIをコールする</w:t>
+      </w:r>
+    </w:p>
+    <w:p>
+      <w:pPr>
+        <w:pStyle w:val="ListParagraph"/>
+      </w:pPr>
+      <w:r>
+        <w:t xml:space="preserve">システムプロンプトに「美味い、酒を飲む。」の理念・全数字開示・出社義務なし・成果主義の文化を必ず含めるよう指示</w:t>
+      </w:r>
+    </w:p>
+    <w:p>
+      <w:pPr>
+        <w:pStyle w:val="ListParagraph"/>
+      </w:pPr>
+      <w:r>
+        <w:t xml:space="preserve">チェックされた参考求人票の本文を === 参考求人票：xxx === ヘッダ付きで結合してコンテキスト投入</w:t>
+      </w:r>
+    </w:p>
+    <w:p>
+      <w:pPr>
+        <w:pStyle w:val="Heading2"/>
+      </w:pPr>
+      <w:r>
+        <w:t xml:space="preserve">10-5. 出力フォーマットと解析</w:t>
+      </w:r>
+    </w:p>
+    <w:p>
+      <w:pPr>
+        <w:pStyle w:val="ListParagraph"/>
+      </w:pPr>
+      <w:r>
+        <w:t xml:space="preserve">YOUTRUST：【タイトル】(40字以内) --- 【詳細本文】(2000字以内、■見出し形式)</w:t>
+      </w:r>
+    </w:p>
+    <w:p>
+      <w:pPr>
+        <w:pStyle w:val="ListParagraph"/>
+      </w:pPr>
+      <w:r>
+        <w:t xml:space="preserve">Wantedly：【タイトル】(37字以内) --- 【ポジション詳細】(2000字以内、語りかける文体)</w:t>
+      </w:r>
+    </w:p>
+    <w:p>
+      <w:pPr>
+        <w:pStyle w:val="ListParagraph"/>
+      </w:pPr>
+      <w:r>
+        <w:t xml:space="preserve">タイトル抽出：/【タイトル】\s*([\s\S]*?)(?:---|【詳細|【ポジション|$)/</w:t>
+      </w:r>
+    </w:p>
+    <w:p>
+      <w:pPr>
+        <w:pStyle w:val="ListParagraph"/>
+      </w:pPr>
+      <w:r>
+        <w:t xml:space="preserve">本文抽出：YOUTRUST=/【詳細本文】\s*([\s\S]*?)$/、Wantedly=/【ポジション詳細】\s*([\s\S]*?)$/</w:t>
+      </w:r>
+    </w:p>
+    <w:p>
+      <w:pPr>
+        <w:pStyle w:val="Heading2"/>
+      </w:pPr>
+      <w:r>
+        <w:t xml:space="preserve">10-6. 文字数カウンタ</w:t>
+      </w:r>
+    </w:p>
+    <w:p>
+      <w:pPr>
+        <w:pStyle w:val="ListParagraph"/>
+      </w:pPr>
+      <w:r>
+        <w:t xml:space="preserve">正常（≤90%）：success カラー（緑）</w:t>
+      </w:r>
+    </w:p>
+    <w:p>
+      <w:pPr>
+        <w:pStyle w:val="ListParagraph"/>
+      </w:pPr>
+      <w:r>
+        <w:t xml:space="preserve">警告（&gt;90%）：warning-text カラー（茶）・太字</w:t>
+      </w:r>
+    </w:p>
+    <w:p>
+      <w:pPr>
+        <w:pStyle w:val="ListParagraph"/>
+      </w:pPr>
+      <w:r>
+        <w:t xml:space="preserve">超過（&gt;100%）：danger カラー（赤）・極太字</w:t>
+      </w:r>
+    </w:p>
+    <w:p>
+      <w:pPr>
+        <w:pStyle w:val="Heading2"/>
+      </w:pPr>
+      <w:r>
+        <w:t xml:space="preserve">10-7. コピー形式</w:t>
+      </w:r>
+    </w:p>
+    <w:p>
+      <w:r>
+        <w:t xml:space="preserve">「タイトル＋詳細をコピー」ボタンで以下の書式をクリップボードに送る。</w:t>
+      </w:r>
+    </w:p>
+    <w:p>
+      <w:pPr>
+        <w:pStyle w:val="ListParagraph"/>
+      </w:pPr>
+      <w:r>
+        <w:t xml:space="preserve">YOUTRUST：「【タイトル】\n{title}\n\n【詳細】\n{body}」</w:t>
+      </w:r>
+    </w:p>
+    <w:p>
+      <w:pPr>
+        <w:pStyle w:val="ListParagraph"/>
+      </w:pPr>
+      <w:r>
+        <w:t xml:space="preserve">Wantedly：「【タイトル】\n{title}\n\n【ポジション詳細】\n{body}」</w:t>
+      </w:r>
     </w:p>
     <w:p>
       <w:pPr>
